--- a/PDF編集ツール_利用マニュアル.docx
+++ b/PDF編集ツール_利用マニュアル.docx
@@ -1953,7 +1953,7 @@
                 <w:sz w:val="20"/>
                 <w:szCs w:val="20"/>
               </w:rPr>
-              <w:t>指定範囲の PDF データ(文字・図形・画像)を完全に削除する。元に戻せず、コピー&amp;ペーストでも復元不可。ダウンロード時に削除内容を自動で再確認し、万一残っていた場合はダウンロードを中止して警告する。</w:t>
+              <w:t>指定範囲の「元のPDFデータ」(文字・図形・画像)を完全に削除する。このツールで配置した注釈(付箋・テキスト・図形など)は自動では消えない。元に戻せず、コピー&amp;ペーストでも復元不可。ダウンロード時に削除内容を自動で再確認し、万一残っていた場合はダウンロードを中止して警告する。</w:t>
             </w:r>
             <w:r>
               <w:rPr>
